--- a/static/downloads/es/docx/layer-5/meeting-templates.docx
+++ b/static/downloads/es/docx/layer-5/meeting-templates.docx
@@ -87,7 +87,7 @@
         <w:t xml:space="preserve"> </w:t>
       </w:r>
       <w:r>
-        <w:t xml:space="preserve">2026-06-26</w:t>
+        <w:t xml:space="preserve">2026-07-07</w:t>
       </w:r>
     </w:p>
     <w:p>
@@ -238,10 +238,10 @@
     </w:p>
     <w:p>
       <w:pPr>
-        <w:pStyle w:val="BlockText"/>
-      </w:pPr>
-      <w:r>
-        <w:t xml:space="preserve">Las plantillas de reuniones declaran el propósito, el alcance de decisión, el quórum y la estructura de cada tipo de reunión. Una reunión sin una plantilla declarada, dado el tiempo suficiente, acumulará autoridad que no debería tener. Adapta estas plantillas y añade o elimina tipos de reunión según las necesidades de tu comunidad.</w:t>
+        <w:pStyle w:val="FirstParagraph"/>
+      </w:pPr>
+      <w:r>
+        <w:t xml:space="preserve">&gt; Las plantillas de reuniones declaran el propósito, el alcance de decisión, el quórum y la estructura de cada tipo de reunión. Una reunión sin una plantilla declarada, dado el tiempo suficiente, acumulará autoridad que no debería tener. Adapta estas plantillas y añade o elimina tipos de reunión según las necesidades de tu comunidad.</w:t>
       </w:r>
     </w:p>
     <w:p>
@@ -387,8 +387,14 @@
     </w:p>
     <w:p>
       <w:pPr>
-        <w:pStyle w:val="BlockText"/>
-      </w:pPr>
+        <w:pStyle w:val="BodyText"/>
+      </w:pPr>
+      <w:r>
+        <w:t xml:space="preserve">&gt;</w:t>
+      </w:r>
+      <w:r>
+        <w:t xml:space="preserve"> </w:t>
+      </w:r>
       <w:r>
         <w:rPr>
           <w:b/>
@@ -396,19 +402,29 @@
         </w:rPr>
         <w:t xml:space="preserve">Justificación — ¿Por qué una reunión de Operaciones regular</w:t>
       </w:r>
-    </w:p>
-    <w:p>
-      <w:pPr>
-        <w:pStyle w:val="BlockText"/>
-      </w:pPr>
-      <w:r>
-        <w:t xml:space="preserve">La coordinación del día a día necesita un ritmo regular, no improvisación ad-hoc. La reunión de Operaciones es el latido de la comunidad — un espacio predecible para revisar el trabajo activo, detectar bloqueos y tomar pequeñas decisiones operativas. Fundamentalmente, solo las decisiones Operativas ocurren aquí; las Estratégicas y Constitucionales pasan por el proceso de gobernanza, así que la reunión no puede acumular silenciosamente autoridad que no tiene.</w:t>
-      </w:r>
-    </w:p>
-    <w:p>
-      <w:pPr>
-        <w:pStyle w:val="BlockText"/>
-      </w:pPr>
+      <w:r>
+        <w:t xml:space="preserve"> </w:t>
+      </w:r>
+      <w:r>
+        <w:t xml:space="preserve">&gt;</w:t>
+      </w:r>
+      <w:r>
+        <w:t xml:space="preserve"> </w:t>
+      </w:r>
+      <w:r>
+        <w:t xml:space="preserve">&gt; La coordinación del día a día necesita un ritmo regular, no improvisación ad-hoc. La reunión de Operaciones es el latido de la comunidad — un espacio predecible para revisar el trabajo activo, detectar bloqueos y tomar pequeñas decisiones operativas. Fundamentalmente, solo las decisiones Operativas ocurren aquí; las Estratégicas y Constitucionales pasan por el proceso de gobernanza, así que la reunión no puede acumular silenciosamente autoridad que no tiene.</w:t>
+      </w:r>
+    </w:p>
+    <w:p>
+      <w:pPr>
+        <w:pStyle w:val="BodyText"/>
+      </w:pPr>
+      <w:r>
+        <w:t xml:space="preserve">&gt;</w:t>
+      </w:r>
+      <w:r>
+        <w:t xml:space="preserve"> </w:t>
+      </w:r>
       <w:r>
         <w:rPr>
           <w:b/>
@@ -416,13 +432,17 @@
         </w:rPr>
         <w:t xml:space="preserve">Instrucciones — Cómo rellenar esto</w:t>
       </w:r>
-    </w:p>
-    <w:p>
-      <w:pPr>
-        <w:pStyle w:val="BlockText"/>
-      </w:pPr>
-      <w:r>
-        <w:t xml:space="preserve">Define el propósito, el alcance de decisión, los participantes obligatorios y opcionales, la cadencia, la duración y las reglas de facilitación. Mantén el alcance de decisión solo en Operativo.</w:t>
+      <w:r>
+        <w:t xml:space="preserve"> </w:t>
+      </w:r>
+      <w:r>
+        <w:t xml:space="preserve">&gt;</w:t>
+      </w:r>
+      <w:r>
+        <w:t xml:space="preserve"> </w:t>
+      </w:r>
+      <w:r>
+        <w:t xml:space="preserve">&gt; Define el propósito, el alcance de decisión, los participantes obligatorios y opcionales, la cadencia, la duración y las reglas de facilitación. Mantén el alcance de decisión solo en Operativo.</w:t>
       </w:r>
     </w:p>
     <w:p>
@@ -1137,8 +1157,14 @@
     </w:p>
     <w:p>
       <w:pPr>
-        <w:pStyle w:val="BlockText"/>
-      </w:pPr>
+        <w:pStyle w:val="BodyText"/>
+      </w:pPr>
+      <w:r>
+        <w:t xml:space="preserve">&gt;</w:t>
+      </w:r>
+      <w:r>
+        <w:t xml:space="preserve"> </w:t>
+      </w:r>
       <w:r>
         <w:rPr>
           <w:b/>
@@ -1146,19 +1172,29 @@
         </w:rPr>
         <w:t xml:space="preserve">Justificación — ¿Por qué separar la deliberación de la votación vinculante</w:t>
       </w:r>
-    </w:p>
-    <w:p>
-      <w:pPr>
-        <w:pStyle w:val="BlockText"/>
-      </w:pPr>
-      <w:r>
-        <w:t xml:space="preserve">Si una reunión puede tanto discutir como decidir, quien esté en la sala ese día decide — independientemente del quórum o las reglas de autoridad. Mantener la deliberación separada de la votación vinculante preserva la integridad de la Matriz de Decisión y asegura que los miembros ausentes sigan teniendo voto.</w:t>
-      </w:r>
-    </w:p>
-    <w:p>
-      <w:pPr>
-        <w:pStyle w:val="BlockText"/>
-      </w:pPr>
+      <w:r>
+        <w:t xml:space="preserve"> </w:t>
+      </w:r>
+      <w:r>
+        <w:t xml:space="preserve">&gt;</w:t>
+      </w:r>
+      <w:r>
+        <w:t xml:space="preserve"> </w:t>
+      </w:r>
+      <w:r>
+        <w:t xml:space="preserve">&gt; Si una reunión puede tanto discutir como decidir, quien esté en la sala ese día decide — independientemente del quórum o las reglas de autoridad. Mantener la deliberación separada de la votación vinculante preserva la integridad de la Matriz de Decisión y asegura que los miembros ausentes sigan teniendo voto.</w:t>
+      </w:r>
+    </w:p>
+    <w:p>
+      <w:pPr>
+        <w:pStyle w:val="BodyText"/>
+      </w:pPr>
+      <w:r>
+        <w:t xml:space="preserve">&gt;</w:t>
+      </w:r>
+      <w:r>
+        <w:t xml:space="preserve"> </w:t>
+      </w:r>
       <w:r>
         <w:rPr>
           <w:b/>
@@ -1166,13 +1202,17 @@
         </w:rPr>
         <w:t xml:space="preserve">Instrucciones — Cómo rellenar esto</w:t>
       </w:r>
-    </w:p>
-    <w:p>
-      <w:pPr>
-        <w:pStyle w:val="BlockText"/>
-      </w:pPr>
-      <w:r>
-        <w:t xml:space="preserve">Esta reunión delibera sobre propuestas activas durante su período de deliberación. La decisión vinculante se toma a través del proceso de gobernanza según la Matriz de Decisión.</w:t>
+      <w:r>
+        <w:t xml:space="preserve"> </w:t>
+      </w:r>
+      <w:r>
+        <w:t xml:space="preserve">&gt;</w:t>
+      </w:r>
+      <w:r>
+        <w:t xml:space="preserve"> </w:t>
+      </w:r>
+      <w:r>
+        <w:t xml:space="preserve">&gt; Esta reunión delibera sobre propuestas activas durante su período de deliberación. La decisión vinculante se toma a través del proceso de gobernanza según la Matriz de Decisión.</w:t>
       </w:r>
     </w:p>
     <w:p>
@@ -1589,6 +1629,13 @@
       </w:r>
       <w:r>
         <w:t xml:space="preserve"> </w:t>
+      </w:r>
+      <w:r>
+        <w:rPr>
+          <w:i/>
+          <w:iCs/>
+        </w:rPr>
+        <w:t xml:space="preserve">&lt;enlace a la propuesta&gt;</w:t>
       </w:r>
     </w:p>
     <w:p>
@@ -1844,8 +1891,14 @@
     </w:p>
     <w:p>
       <w:pPr>
-        <w:pStyle w:val="BlockText"/>
-      </w:pPr>
+        <w:pStyle w:val="BodyText"/>
+      </w:pPr>
+      <w:r>
+        <w:t xml:space="preserve">&gt;</w:t>
+      </w:r>
+      <w:r>
+        <w:t xml:space="preserve"> </w:t>
+      </w:r>
       <w:r>
         <w:rPr>
           <w:b/>
@@ -1853,19 +1906,29 @@
         </w:rPr>
         <w:t xml:space="preserve">Justificación — ¿Por qué una reunión de coordinación dedicada</w:t>
       </w:r>
-    </w:p>
-    <w:p>
-      <w:pPr>
-        <w:pStyle w:val="BlockText"/>
-      </w:pPr>
-      <w:r>
-        <w:t xml:space="preserve">Algunos bloqueos abarcan más de un rol y no pueden resolverse en el ritmo regular de Operaciones. Coordinación y Alineación le da al trabajo transversal entre roles su propio espacio — para dependencias, traspasos y prioridades en competencia — para que la reunión semanal no se infle intentando absorberlo todo.</w:t>
-      </w:r>
-    </w:p>
-    <w:p>
-      <w:pPr>
-        <w:pStyle w:val="BlockText"/>
-      </w:pPr>
+      <w:r>
+        <w:t xml:space="preserve"> </w:t>
+      </w:r>
+      <w:r>
+        <w:t xml:space="preserve">&gt;</w:t>
+      </w:r>
+      <w:r>
+        <w:t xml:space="preserve"> </w:t>
+      </w:r>
+      <w:r>
+        <w:t xml:space="preserve">&gt; Algunos bloqueos abarcan más de un rol y no pueden resolverse en el ritmo regular de Operaciones. Coordinación y Alineación le da al trabajo transversal entre roles su propio espacio — para dependencias, traspasos y prioridades en competencia — para que la reunión semanal no se infle intentando absorberlo todo.</w:t>
+      </w:r>
+    </w:p>
+    <w:p>
+      <w:pPr>
+        <w:pStyle w:val="BodyText"/>
+      </w:pPr>
+      <w:r>
+        <w:t xml:space="preserve">&gt;</w:t>
+      </w:r>
+      <w:r>
+        <w:t xml:space="preserve"> </w:t>
+      </w:r>
       <w:r>
         <w:rPr>
           <w:b/>
@@ -1873,13 +1936,17 @@
         </w:rPr>
         <w:t xml:space="preserve">Instrucciones — Cómo rellenar esto</w:t>
       </w:r>
-    </w:p>
-    <w:p>
-      <w:pPr>
-        <w:pStyle w:val="BlockText"/>
-      </w:pPr>
-      <w:r>
-        <w:t xml:space="preserve">Usa esta plantilla cuando se necesite coordinación entre roles. Mantén el alcance de decisión solo en Operativo y limita los participantes obligatorios a quienes tengan iniciativas activas.</w:t>
+      <w:r>
+        <w:t xml:space="preserve"> </w:t>
+      </w:r>
+      <w:r>
+        <w:t xml:space="preserve">&gt;</w:t>
+      </w:r>
+      <w:r>
+        <w:t xml:space="preserve"> </w:t>
+      </w:r>
+      <w:r>
+        <w:t xml:space="preserve">&gt; Usa esta plantilla cuando se necesite coordinación entre roles. Mantén el alcance de decisión solo en Operativo y limita los participantes obligatorios a quienes tengan iniciativas activas.</w:t>
       </w:r>
     </w:p>
     <w:p>
@@ -1944,6 +2011,13 @@
       <w:r>
         <w:t xml:space="preserve"> </w:t>
       </w:r>
+      <w:r>
+        <w:rPr>
+          <w:i/>
+          <w:iCs/>
+        </w:rPr>
+        <w:t xml:space="preserve">&lt;titulares de roles con iniciativas activas.&gt;</w:t>
+      </w:r>
     </w:p>
     <w:p>
       <w:pPr>
@@ -1962,6 +2036,13 @@
       </w:r>
       <w:r>
         <w:t xml:space="preserve"> </w:t>
+      </w:r>
+      <w:r>
+        <w:rPr>
+          <w:i/>
+          <w:iCs/>
+        </w:rPr>
+        <w:t xml:space="preserve">&lt;todos los Miembros Plenos son bienvenidos.&gt;</w:t>
       </w:r>
     </w:p>
     <w:p>
@@ -2350,8 +2431,14 @@
     </w:p>
     <w:p>
       <w:pPr>
-        <w:pStyle w:val="BlockText"/>
-      </w:pPr>
+        <w:pStyle w:val="BodyText"/>
+      </w:pPr>
+      <w:r>
+        <w:t xml:space="preserve">&gt;</w:t>
+      </w:r>
+      <w:r>
+        <w:t xml:space="preserve"> </w:t>
+      </w:r>
       <w:r>
         <w:rPr>
           <w:b/>
@@ -2359,19 +2446,29 @@
         </w:rPr>
         <w:t xml:space="preserve">Justificación — ¿Por qué darle a la reflexión su propio tipo de reunión</w:t>
       </w:r>
-    </w:p>
-    <w:p>
-      <w:pPr>
-        <w:pStyle w:val="BlockText"/>
-      </w:pPr>
-      <w:r>
-        <w:t xml:space="preserve">La reflexión que ocurre solo cuando hay tiempo no ocurre nunca. Un tipo de reunión con nombre y cadencia definida crea el espacio para mirar atrás — y evita que la retrospección quede aplastada por la urgencia operativa. Sin ella, el Registro de Aprendizajes (Capa 6) permanece vacío y el marco deja de evolucionar.</w:t>
-      </w:r>
-    </w:p>
-    <w:p>
-      <w:pPr>
-        <w:pStyle w:val="BlockText"/>
-      </w:pPr>
+      <w:r>
+        <w:t xml:space="preserve"> </w:t>
+      </w:r>
+      <w:r>
+        <w:t xml:space="preserve">&gt;</w:t>
+      </w:r>
+      <w:r>
+        <w:t xml:space="preserve"> </w:t>
+      </w:r>
+      <w:r>
+        <w:t xml:space="preserve">&gt; La reflexión que ocurre solo cuando hay tiempo no ocurre nunca. Un tipo de reunión con nombre y cadencia definida crea el espacio para mirar atrás — y evita que la retrospección quede aplastada por la urgencia operativa. Sin ella, el Registro de Aprendizajes (Capa 6) permanece vacío y el marco deja de evolucionar.</w:t>
+      </w:r>
+    </w:p>
+    <w:p>
+      <w:pPr>
+        <w:pStyle w:val="BodyText"/>
+      </w:pPr>
+      <w:r>
+        <w:t xml:space="preserve">&gt;</w:t>
+      </w:r>
+      <w:r>
+        <w:t xml:space="preserve"> </w:t>
+      </w:r>
       <w:r>
         <w:rPr>
           <w:b/>
@@ -2379,13 +2476,17 @@
         </w:rPr>
         <w:t xml:space="preserve">Instrucciones — Cómo rellenar esto</w:t>
       </w:r>
-    </w:p>
-    <w:p>
-      <w:pPr>
-        <w:pStyle w:val="BlockText"/>
-      </w:pPr>
-      <w:r>
-        <w:t xml:space="preserve">Esta reunión revisa el período más reciente y alimenta los aprendizajes al Registro de Aprendizajes (Capa 6) y a la cola de Propuestas Futuras.</w:t>
+      <w:r>
+        <w:t xml:space="preserve"> </w:t>
+      </w:r>
+      <w:r>
+        <w:t xml:space="preserve">&gt;</w:t>
+      </w:r>
+      <w:r>
+        <w:t xml:space="preserve"> </w:t>
+      </w:r>
+      <w:r>
+        <w:t xml:space="preserve">&gt; Esta reunión revisa el período más reciente y alimenta los aprendizajes al Registro de Aprendizajes (Capa 6) y a la cola de Propuestas Futuras.</w:t>
       </w:r>
     </w:p>
     <w:p>
@@ -2449,6 +2550,13 @@
       </w:r>
       <w:r>
         <w:t xml:space="preserve"> </w:t>
+      </w:r>
+      <w:r>
+        <w:rPr>
+          <w:i/>
+          <w:iCs/>
+        </w:rPr>
+        <w:t xml:space="preserve">&lt;todos los Miembros Plenos invitados.&gt;</w:t>
       </w:r>
     </w:p>
     <w:p>
@@ -3033,8 +3141,14 @@
     </w:p>
     <w:p>
       <w:pPr>
-        <w:pStyle w:val="BlockText"/>
-      </w:pPr>
+        <w:pStyle w:val="BodyText"/>
+      </w:pPr>
+      <w:r>
+        <w:t xml:space="preserve">&gt;</w:t>
+      </w:r>
+      <w:r>
+        <w:t xml:space="preserve"> </w:t>
+      </w:r>
       <w:r>
         <w:rPr>
           <w:b/>
@@ -3042,19 +3156,29 @@
         </w:rPr>
         <w:t xml:space="preserve">Justificación — ¿Por qué un tipo de reunión distinto para conflictos</w:t>
       </w:r>
-    </w:p>
-    <w:p>
-      <w:pPr>
-        <w:pStyle w:val="BlockText"/>
-      </w:pPr>
-      <w:r>
-        <w:t xml:space="preserve">El trabajo con conflictos tiene reglas que otras reuniones no tienen: confidencialidad, selección de Facilitador/a que no depende de la preferencia de las partes, protecciones contra represalias y registros restringidos. Usar la plantilla de Operaciones para una sesión de conflicto violaría silenciosamente todas estas reglas. Una plantilla dedicada hace visible el contenedor diferente desde el primer minuto.</w:t>
-      </w:r>
-    </w:p>
-    <w:p>
-      <w:pPr>
-        <w:pStyle w:val="BlockText"/>
-      </w:pPr>
+      <w:r>
+        <w:t xml:space="preserve"> </w:t>
+      </w:r>
+      <w:r>
+        <w:t xml:space="preserve">&gt;</w:t>
+      </w:r>
+      <w:r>
+        <w:t xml:space="preserve"> </w:t>
+      </w:r>
+      <w:r>
+        <w:t xml:space="preserve">&gt; El trabajo con conflictos tiene reglas que otras reuniones no tienen: confidencialidad, selección de Facilitador/a que no depende de la preferencia de las partes, protecciones contra represalias y registros restringidos. Usar la plantilla de Operaciones para una sesión de conflicto violaría silenciosamente todas estas reglas. Una plantilla dedicada hace visible el contenedor diferente desde el primer minuto.</w:t>
+      </w:r>
+    </w:p>
+    <w:p>
+      <w:pPr>
+        <w:pStyle w:val="BodyText"/>
+      </w:pPr>
+      <w:r>
+        <w:t xml:space="preserve">&gt;</w:t>
+      </w:r>
+      <w:r>
+        <w:t xml:space="preserve"> </w:t>
+      </w:r>
       <w:r>
         <w:rPr>
           <w:b/>
@@ -3062,13 +3186,17 @@
         </w:rPr>
         <w:t xml:space="preserve">Instrucciones — Cómo rellenar esto</w:t>
       </w:r>
-    </w:p>
-    <w:p>
-      <w:pPr>
-        <w:pStyle w:val="BlockText"/>
-      </w:pPr>
-      <w:r>
-        <w:t xml:space="preserve">Usa esta plantilla solo para sesiones facilitadas bajo los Pasos 2–4 de la Escalera de Resolución de Conflictos. Las reglas de privacidad y selección del Facilitador/a están gobernadas por la Capa 4, no por la reunión en sí.</w:t>
+      <w:r>
+        <w:t xml:space="preserve"> </w:t>
+      </w:r>
+      <w:r>
+        <w:t xml:space="preserve">&gt;</w:t>
+      </w:r>
+      <w:r>
+        <w:t xml:space="preserve"> </w:t>
+      </w:r>
+      <w:r>
+        <w:t xml:space="preserve">&gt; Usa esta plantilla solo para sesiones facilitadas bajo los Pasos 2–4 de la Escalera de Resolución de Conflictos. Las reglas de privacidad y selección del Facilitador/a están gobernadas por la Capa 4, no por la reunión en sí.</w:t>
       </w:r>
     </w:p>
     <w:p>
@@ -3231,8 +3359,14 @@
     </w:p>
     <w:p>
       <w:pPr>
-        <w:pStyle w:val="BlockText"/>
-      </w:pPr>
+        <w:pStyle w:val="FirstParagraph"/>
+      </w:pPr>
+      <w:r>
+        <w:t xml:space="preserve">&gt;</w:t>
+      </w:r>
+      <w:r>
+        <w:t xml:space="preserve"> </w:t>
+      </w:r>
       <w:r>
         <w:rPr>
           <w:b/>
@@ -3450,10 +3584,10 @@
     </w:p>
     <w:p>
       <w:pPr>
-        <w:pStyle w:val="BlockText"/>
-      </w:pPr>
-      <w:r>
-        <w:t xml:space="preserve">Este registro es confidencial. El acceso está restringido según la Escalera de Resolución de Conflictos (Capa 4).</w:t>
+        <w:pStyle w:val="FirstParagraph"/>
+      </w:pPr>
+      <w:r>
+        <w:t xml:space="preserve">&gt; Este registro es confidencial. El acceso está restringido según la Escalera de Resolución de Conflictos (Capa 4).</w:t>
       </w:r>
     </w:p>
     <w:p>
@@ -3651,6 +3785,9 @@
       </w:r>
       <w:r>
         <w:t xml:space="preserve"> </w:t>
+      </w:r>
+      <w:r>
+        <w:t xml:space="preserve">&lt;AAAA-MM-DD&gt;</w:t>
       </w:r>
     </w:p>
     <w:p>

--- a/static/downloads/es/docx/layer-5/meeting-templates.docx
+++ b/static/downloads/es/docx/layer-5/meeting-templates.docx
@@ -87,7 +87,7 @@
         <w:t xml:space="preserve"> </w:t>
       </w:r>
       <w:r>
-        <w:t xml:space="preserve">2026-07-07</w:t>
+        <w:t xml:space="preserve">2026-08-31</w:t>
       </w:r>
     </w:p>
     <w:p>
